--- a/reports/generated/SAP_ESG_Report_Generated.docx
+++ b/reports/generated/SAP_ESG_Report_Generated.docx
@@ -26,7 +26,7 @@
           <w:color w:val="555555"/>
           <w:sz w:val="22"/>
         </w:rPr>
-        <w:t>ESG Report 2025/2026 | DataNXT-relevante Antworten und Quellen-Audit</w:t>
+        <w:t>ESG Report 2025/2026 | DataNXT relevant answers and source audit</w:t>
       </w:r>
     </w:p>
     <w:p>
@@ -34,7 +34,7 @@
         <w:pStyle w:val="Heading1"/>
       </w:pPr>
       <w:r>
-        <w:t>Methodik und Datenbasis</w:t>
+        <w:t>Methodology and Data Basis</w:t>
       </w:r>
     </w:p>
     <w:p>
@@ -42,7 +42,7 @@
         <w:spacing w:after="120" w:line="264" w:lineRule="auto"/>
       </w:pPr>
       <w:r>
-        <w:t>Dieser Bericht konsolidiert die in DataNXT als relevant markierten Antworten mit dem lokalen Quellen-Audit im Projektordner. Offizielle Nachhaltigkeits-/Integrated Reports werden als Benchmark und Validierungsquelle verwendet; operative Annual Reports, Proxy-/AGM-Dokumente, Risk Reports, D&amp;I-/AI-/Data-Center-Dokumente und ausgewählte Unternehmensseiten bilden die Arbeitsgrundlage.</w:t>
+        <w:t>This report consolidates the answers marked as relevant in DataNXT with the local source audit in the project folder. Official sustainability and integrated reports are used as benchmark and validation sources; operational annual reports, proxy or AGM documents, risk reports, D&amp;I, AI, data-center documents and selected corporate pages form the working evidence base.</w:t>
       </w:r>
     </w:p>
     <w:p>
@@ -50,7 +50,7 @@
         <w:spacing w:after="120" w:line="264" w:lineRule="auto"/>
       </w:pPr>
       <w:r>
-        <w:t>Berichtsstand ist der 11. Juli 2026. Wo Kennzahlen aus 2024 stammen, wird dies im Text kenntlich gemacht; ansonsten beziehen sich die Aussagen auf 2025/2026 verfügbare Berichte.</w:t>
+        <w:t>The reporting cut-off is 11 July 2026. Where figures refer to 2024, this is stated in the text; otherwise the report reflects 2025/2026 documents available during the workflow.</w:t>
       </w:r>
     </w:p>
     <w:p>
@@ -58,7 +58,7 @@
         <w:pStyle w:val="Heading2"/>
       </w:pPr>
       <w:r>
-        <w:t>DataNXT-Status</w:t>
+        <w:t>DataNXT Status</w:t>
       </w:r>
     </w:p>
     <w:p>
@@ -67,7 +67,7 @@
         <w:spacing w:after="120" w:line="280" w:lineRule="auto"/>
       </w:pPr>
       <w:r>
-        <w:t>General Information: relevante SAP-Antwort mit Cloud, Software, Services, ATS/Core Services und Strategie.</w:t>
+        <w:t>General Information: relevant SAP answer covering cloud, software, services, ATS/Core Services and strategy.</w:t>
       </w:r>
     </w:p>
     <w:p>
@@ -76,7 +76,7 @@
         <w:spacing w:after="120" w:line="280" w:lineRule="auto"/>
       </w:pPr>
       <w:r>
-        <w:t>Environmental: relevante Antwort zu Net-Zero 2030, Data-Center-Effizienz, erneuerbarem Strom und E-Waste.</w:t>
+        <w:t>Environmental: relevant answer covering net zero 2030, data-center efficiency, renewable electricity and e-waste.</w:t>
       </w:r>
     </w:p>
     <w:p>
@@ -85,7 +85,7 @@
         <w:spacing w:after="120" w:line="280" w:lineRule="auto"/>
       </w:pPr>
       <w:r>
-        <w:t>Social: vorhandene relevante Antwort aus D&amp;I-Quellen, ergänzt durch SAP Social Performance aus dem Annual/Integrated Report.</w:t>
+        <w:t>Social: existing relevant D&amp;I answer, supplemented with SAP Social Performance information from the annual/integrated report.</w:t>
       </w:r>
     </w:p>
     <w:p>
@@ -94,7 +94,7 @@
         <w:spacing w:after="120" w:line="280" w:lineRule="auto"/>
       </w:pPr>
       <w:r>
-        <w:t>Governance: relevante Antwort zu Zwei-Säulen-/Two-tier-Governance, Code of Ethics, Cybersecurity, AI Ethics und Kontrollen.</w:t>
+        <w:t>Governance: relevant answer covering two-tier governance, Code of Ethics, cybersecurity, AI ethics and controls.</w:t>
       </w:r>
     </w:p>
     <w:p>
@@ -110,7 +110,7 @@
         <w:spacing w:after="120" w:line="264" w:lineRule="auto"/>
       </w:pPr>
       <w:r>
-        <w:t>SAP weist ein relativ fokussiertes ESG-Profil auf: Die direkte Umweltbelastung ist geringer als bei Handels- oder Hardwarekonzernen, aber Cloud-Betrieb, Kundennutzung, Rechenzentren, AI, Datenschutz, Ethik und Beschäftigtenbindung sind wesentlich. SAPs 2025-Berichterstattung folgt ESRS/CSRD-Strukturen und ist damit für ESG-Analysen vergleichsweise gut anschlussfähig.</w:t>
+        <w:t>SAP has a relatively focused ESG profile: direct environmental impact is lower than in retail or hardware-heavy companies, but cloud operations, customer use, data centers, AI, privacy, ethics and employee engagement are highly material. SAP's 2025 reporting follows ESRS/CSRD structures, which makes the ESG evidence base comparatively robust.</w:t>
       </w:r>
     </w:p>
     <w:p>
@@ -118,7 +118,7 @@
         <w:pStyle w:val="Heading1"/>
       </w:pPr>
       <w:r>
-        <w:t>Kernkennzahlen und ESG-Signale</w:t>
+        <w:t>Key Metrics and ESG Signals</w:t>
       </w:r>
     </w:p>
     <w:tbl>
@@ -146,7 +146,7 @@
               <w:rPr>
                 <w:b/>
               </w:rPr>
-              <w:t>Kategorie</w:t>
+              <w:t>Category</w:t>
             </w:r>
           </w:p>
         </w:tc>
@@ -161,7 +161,7 @@
               <w:rPr>
                 <w:b/>
               </w:rPr>
-              <w:t>Kernaussage / Kennzahl</w:t>
+              <w:t>Key statement / metric</w:t>
             </w:r>
           </w:p>
         </w:tc>
@@ -174,7 +174,7 @@
           </w:tcPr>
           <w:p>
             <w:r>
-              <w:t>Geschäftsmodell</w:t>
+              <w:t>Business model</w:t>
             </w:r>
           </w:p>
         </w:tc>
@@ -185,7 +185,7 @@
           </w:tcPr>
           <w:p>
             <w:r>
-              <w:t>Cloud-Subskriptionen, Softwarelizenzen, Support, Consulting, Training und SAP Business AI.</w:t>
+              <w:t>Cloud subscriptions, software licenses, support, consulting, training and SAP Business AI.</w:t>
             </w:r>
           </w:p>
         </w:tc>
@@ -209,7 +209,7 @@
           </w:tcPr>
           <w:p>
             <w:r>
-              <w:t>2025: Cloud CSAT 75% laut SAP-Berichterstattung.</w:t>
+              <w:t>2025 Cloud CSAT score of 75%.</w:t>
             </w:r>
           </w:p>
         </w:tc>
@@ -222,7 +222,7 @@
           </w:tcPr>
           <w:p>
             <w:r>
-              <w:t>Klima</w:t>
+              <w:t>Climate</w:t>
             </w:r>
           </w:p>
         </w:tc>
@@ -233,7 +233,7 @@
           </w:tcPr>
           <w:p>
             <w:r>
-              <w:t>Net-zero-Ziel 2030; SBTi-validierter Pfad mit mindestens 90% Reduktion der Brutto-GHG-Emissionen.</w:t>
+              <w:t>Net-zero target by 2030; SBTi-validated pathway with at least 90% gross GHG emissions reduction.</w:t>
             </w:r>
           </w:p>
         </w:tc>
@@ -246,7 +246,7 @@
           </w:tcPr>
           <w:p>
             <w:r>
-              <w:t>E-Waste</w:t>
+              <w:t>E-waste</w:t>
             </w:r>
           </w:p>
         </w:tc>
@@ -257,7 +257,7 @@
           </w:tcPr>
           <w:p>
             <w:r>
-              <w:t>2025: 797 mt E-Waste, davon 764 mt vom Deponie-/Entsorgungsweg abgelenkt; 4% nicht recycelt.</w:t>
+              <w:t>2025: 797 metric tons of e-waste, 764 metric tons diverted; 4% not recycled.</w:t>
             </w:r>
           </w:p>
         </w:tc>
@@ -270,7 +270,7 @@
           </w:tcPr>
           <w:p>
             <w:r>
-              <w:t>Beschäftigte</w:t>
+              <w:t>Workforce</w:t>
             </w:r>
           </w:p>
         </w:tc>
@@ -281,7 +281,7 @@
           </w:tcPr>
           <w:p>
             <w:r>
-              <w:t>2025: 111.397 Mitarbeitende; Frauen 39.891, Männer 71.503, weitere/nicht berichtet 3.</w:t>
+              <w:t>2025: 111,397 employees; 39,891 women, 71,503 men and 3 other/not reported.</w:t>
             </w:r>
           </w:p>
         </w:tc>
@@ -305,7 +305,7 @@
           </w:tcPr>
           <w:p>
             <w:r>
-              <w:t>Europäische SE mit Supervisory Board, Executive Board und Hauptversammlung; ESG/CSRD in Integrated Report verankert.</w:t>
+              <w:t>European SE with Supervisory Board, Executive Board and Annual General Meeting; ESG/CSRD embedded in the Integrated Report.</w:t>
             </w:r>
           </w:p>
         </w:tc>
@@ -324,7 +324,7 @@
         <w:spacing w:after="120" w:line="264" w:lineRule="auto"/>
       </w:pPr>
       <w:r>
-        <w:t>SAP ist ein globaler Anbieter von Unternehmenssoftware mit Sitz in Walldorf. Das Geschäftsmodell umfasst Cloud-Subskriptionen, Softwarelizenzen, Support, Consulting, Training, Business Technology Platform, ERP, SuccessFactors, Ariba, Concur, Fieldglass und Business AI.</w:t>
+        <w:t>SAP is a global enterprise software provider headquartered in Walldorf, Germany. Its business model includes cloud subscriptions, software licenses, support, consulting, training, Business Technology Platform, ERP, SuccessFactors, Ariba, Concur, Fieldglass and Business AI.</w:t>
       </w:r>
     </w:p>
     <w:p>
@@ -332,7 +332,7 @@
         <w:spacing w:after="120" w:line="264" w:lineRule="auto"/>
       </w:pPr>
       <w:r>
-        <w:t>Die Strategie ist cloud-first und AI-unterstützt. SAP nutzt Kennzahlen wie Cloud Revenue, Cloud and Software Revenue, Current Cloud Backlog, Total Revenue, Cloud CSAT, Employee Engagement, Business Health Culture und GHG-Emissionen.</w:t>
+        <w:t>The strategy is cloud-first and increasingly AI-supported. SAP manages performance through indicators such as cloud revenue, cloud and software revenue, current cloud backlog, total revenue, Cloud CSAT, employee engagement, business health culture and GHG emissions.</w:t>
       </w:r>
     </w:p>
     <w:p>
@@ -340,7 +340,7 @@
         <w:spacing w:after="120" w:line="264" w:lineRule="auto"/>
       </w:pPr>
       <w:r>
-        <w:t>DataNXT ordnete SAP in die Segmente ATS und Core Services ein und betonte die Transformation hin zu Cloud ERP, BTP, Sovereign Cloud, nachhaltiger Innovation und digitaler Wertschöpfung.</w:t>
+        <w:t>DataNXT described SAP through ATS and Core Services and emphasized the transformation toward Cloud ERP, BTP, sovereign cloud, sustainable innovation and digital value creation.</w:t>
       </w:r>
     </w:p>
     <w:p>
@@ -356,7 +356,7 @@
         <w:spacing w:after="120" w:line="264" w:lineRule="auto"/>
       </w:pPr>
       <w:r>
-        <w:t>SAP verfolgt Net Zero bis 2030 und hat einen SBTi-validierten Pfad, der mindestens 90% Reduktion der Brutto-Treibhausgasemissionen vorsieht. Relevant sind Scope 1, Scope 2 und besonders Scope 3 aus Kundennutzung, Cloud, Lieferanten und Hardware.</w:t>
+        <w:t>SAP targets net zero by 2030 and has an SBTi-validated pathway requiring at least 90% reduction in gross greenhouse-gas emissions. Scope 1, Scope 2 and particularly Scope 3 from customer use, cloud, suppliers and hardware are material.</w:t>
       </w:r>
     </w:p>
     <w:p>
@@ -364,7 +364,7 @@
         <w:spacing w:after="120" w:line="264" w:lineRule="auto"/>
       </w:pPr>
       <w:r>
-        <w:t>Der Data-Center-Schwerpunkt liegt auf erneuerbarem Strom, Energieeffizienz, Zertifizierungen, Kühlung, Hardwareeffizienz, Abwärmenutzung, E-Waste-Management und Hyperscaler-Engagement. SAP bezieht seit 2014 erneuerbaren Strom für den Betrieb und verlagert die Beschaffung stärker Richtung PPAs.</w:t>
+        <w:t>Data-center priorities include renewable electricity, energy efficiency, certifications, cooling, hardware efficiency, waste-heat reuse, e-waste management and engagement with hyperscalers. SAP has sourced renewable electricity for operations since 2014 and is shifting procurement toward power purchase agreements.</w:t>
       </w:r>
     </w:p>
     <w:p>
@@ -372,7 +372,7 @@
         <w:spacing w:after="120" w:line="264" w:lineRule="auto"/>
       </w:pPr>
       <w:r>
-        <w:t>Die Umweltberichterstattung nennt 797 mt E-Waste und 764 mt abgelenkte Abfälle. Risiken bestehen in wachsender AI- und Cloud-Nachfrage, Unsicherheit bei Kundennutzungsberechnungen und Abhängigkeit von Hyperscalern.</w:t>
+        <w:t>Environmental reporting includes 797 metric tons of e-waste and 764 metric tons diverted. Main risks arise from growing AI and cloud demand, uncertainty in customer-use calculations and dependence on hyperscaler infrastructure.</w:t>
       </w:r>
     </w:p>
     <w:p>
@@ -388,7 +388,7 @@
         <w:spacing w:after="120" w:line="264" w:lineRule="auto"/>
       </w:pPr>
       <w:r>
-        <w:t>SAPs People Agenda verbindet Engagement, Gesundheit, Inclusion, Equal Opportunities und Skills mit Wachstum. Der Employee Engagement Index und Business Health Culture Index sind nicht nur HR-Kennzahlen, sondern Teil der nichtfinanziellen Steuerung.</w:t>
+        <w:t>SAP's People Agenda links engagement, health, inclusion, equal opportunities and skills to growth. The Employee Engagement Index and Business Health Culture Index are part of non-financial management rather than stand-alone HR indicators.</w:t>
       </w:r>
     </w:p>
     <w:p>
@@ -396,7 +396,7 @@
         <w:spacing w:after="120" w:line="264" w:lineRule="auto"/>
       </w:pPr>
       <w:r>
-        <w:t>2025 berichtete SAP 111.397 Mitarbeitende. Die Belegschaftsdaten zeigen 39.891 Frauen und 71.503 Männer; die Inclusion-Strategie wird über D&amp;I-Programme, #Unfiltered-Befragungen und Equal-Opportunity-Komponenten weiterentwickelt.</w:t>
+        <w:t>SAP reported 111,397 employees in 2025. Workforce data show 39,891 women and 71,503 men; inclusion strategy is supported through D&amp;I programs, #Unfiltered surveys and equal-opportunity components.</w:t>
       </w:r>
     </w:p>
     <w:p>
@@ -404,7 +404,7 @@
         <w:spacing w:after="120" w:line="264" w:lineRule="auto"/>
       </w:pPr>
       <w:r>
-        <w:t>Soziale Risiken liegen in Talentbindung, Transformationsbelastung, Skills für AI/Cloud, globaler Gleichbehandlung, Lieferanten- und Partnerökosystem sowie verantwortlicher Technologieentwicklung.</w:t>
+        <w:t>Social risks include talent retention, transformation pressure, skills for AI/cloud, global equal treatment, partner ecosystem conduct and responsible technology development.</w:t>
       </w:r>
     </w:p>
     <w:p>
@@ -420,7 +420,7 @@
         <w:spacing w:after="120" w:line="264" w:lineRule="auto"/>
       </w:pPr>
       <w:r>
-        <w:t>SAP verfügt über die Governance einer europäischen SE mit Supervisory Board, Executive Board und Hauptversammlung. Der Integrated Report 2025 enthält eine CSRD-nahe Nachhaltigkeitserklärung und verbindet Strategie, Risiken, Ziele und Kennzahlen.</w:t>
+        <w:t>SAP has the governance structure of a European SE with Supervisory Board, Executive Board and Annual General Meeting. The Integrated Report 2025 includes a CSRD-oriented sustainability statement that connects strategy, risks, targets and metrics.</w:t>
       </w:r>
     </w:p>
     <w:p>
@@ -428,7 +428,7 @@
         <w:spacing w:after="120" w:line="264" w:lineRule="auto"/>
       </w:pPr>
       <w:r>
-        <w:t>DataNXT hob Global Code of Ethics, Cybersecurity-Reporting an Board-Ausschüsse, SGSC-Strukturen, ISO-Zertifizierungen, SOC-Berichte, Datenschutz und Controls hervor. Governance-Reife ist besonders wichtig, weil SAP geschäftskritische Prozesse bei Kunden unterstützt.</w:t>
+        <w:t>DataNXT highlighted the Global Code of Ethics, cybersecurity reporting to board committees, SGSC structures, ISO certifications, SOC reports, data protection and controls. Governance maturity is especially important because SAP supports mission-critical customer processes.</w:t>
       </w:r>
     </w:p>
     <w:p>
@@ -436,7 +436,7 @@
         <w:spacing w:after="120" w:line="264" w:lineRule="auto"/>
       </w:pPr>
       <w:r>
-        <w:t>AI Ethics, Privacy, Security und Cloud Operations sind zentrale Governance-Risiken. SAPs Global AI Ethics Policy und Trust-/Security-Kontrollen dienen als Rahmen; die Herausforderung liegt in Umsetzung, Auditierbarkeit und Partnerökosystem.</w:t>
+        <w:t>AI ethics, privacy, security and cloud operations are central governance risks. SAP's Global AI Ethics Policy and trust/security controls provide a framework; the challenge is implementation, auditability and partner-ecosystem coverage.</w:t>
       </w:r>
     </w:p>
     <w:p>
@@ -444,7 +444,7 @@
         <w:pStyle w:val="Heading1"/>
       </w:pPr>
       <w:r>
-        <w:t>ESG-Risiken, Datenlücken und Prioritäten</w:t>
+        <w:t>ESG Risks, Data Gaps and Priorities</w:t>
       </w:r>
     </w:p>
     <w:p>
@@ -453,7 +453,7 @@
         <w:spacing w:after="120" w:line="280" w:lineRule="auto"/>
       </w:pPr>
       <w:r>
-        <w:t>Scope-3-Methodik, Kundennutzung und Hyperscaler-Abhängigkeiten erschweren exakte Klimasteuerung.</w:t>
+        <w:t>Scope 3 methodology, customer-use emissions and hyperscaler dependencies complicate climate steering.</w:t>
       </w:r>
     </w:p>
     <w:p>
@@ -462,7 +462,7 @@
         <w:spacing w:after="120" w:line="280" w:lineRule="auto"/>
       </w:pPr>
       <w:r>
-        <w:t>AI- und Cloud-Transformation können Energiebedarf und Skills-Anforderungen erhöhen.</w:t>
+        <w:t>AI and cloud transformation may increase energy demand and skills requirements.</w:t>
       </w:r>
     </w:p>
     <w:p>
@@ -471,7 +471,7 @@
         <w:spacing w:after="120" w:line="280" w:lineRule="auto"/>
       </w:pPr>
       <w:r>
-        <w:t>Cybersecurity, Datenschutz und Servicekontinuität sind geschäftskritisch.</w:t>
+        <w:t>Cybersecurity, data protection and service continuity are business-critical.</w:t>
       </w:r>
     </w:p>
     <w:p>
@@ -480,7 +480,7 @@
         <w:spacing w:after="120" w:line="280" w:lineRule="auto"/>
       </w:pPr>
       <w:r>
-        <w:t>Datenlücken betreffen externe Wirksamkeit von Social-/D&amp;I-Maßnahmen und zukünftige Scope-3-Methodikänderungen.</w:t>
+        <w:t>Data gaps remain around externally evidenced social and D&amp;I outcomes and future Scope 3 methodology changes.</w:t>
       </w:r>
     </w:p>
     <w:p>
@@ -488,7 +488,7 @@
         <w:pStyle w:val="Heading1"/>
       </w:pPr>
       <w:r>
-        <w:t>Priorisierte Monitoring-Fragen</w:t>
+        <w:t>Prioritized Monitoring Questions</w:t>
       </w:r>
     </w:p>
     <w:p>
@@ -497,7 +497,7 @@
         <w:spacing w:after="120" w:line="280" w:lineRule="auto"/>
       </w:pPr>
       <w:r>
-        <w:t>Welche ESG-Kennzahlen sind im nächsten Berichtszyklus extern geprüft, und wo beruhen Aussagen noch auf Managementangaben oder modellierten Annahmen?</w:t>
+        <w:t>Which ESG metrics are externally assured in the next reporting cycle, and which statements still rely on management assertions or modeled assumptions?</w:t>
       </w:r>
     </w:p>
     <w:p>
@@ -506,7 +506,7 @@
         <w:spacing w:after="120" w:line="280" w:lineRule="auto"/>
       </w:pPr>
       <w:r>
-        <w:t>Wie entwickeln sich absolute Emissionen, Energiebedarf, Wasserwirkung und Scope-3-Kategorien im Verhältnis zu Umsatz-, Cloud-, Plattform- oder Logistikwachstum?</w:t>
+        <w:t>How do absolute emissions, energy demand, water impact and Scope 3 categories develop relative to revenue, cloud, platform or logistics growth?</w:t>
       </w:r>
     </w:p>
     <w:p>
@@ -515,7 +515,7 @@
         <w:spacing w:after="120" w:line="280" w:lineRule="auto"/>
       </w:pPr>
       <w:r>
-        <w:t>Welche ESG-Ziele sind mit Vorstands-/Managementvergütung, Investitionsentscheidungen, Lieferantensteuerung und Produktentwicklung verknüpft?</w:t>
+        <w:t>Which ESG targets are linked to executive compensation, capital allocation, supplier management and product development?</w:t>
       </w:r>
     </w:p>
     <w:p>
@@ -524,7 +524,7 @@
         <w:spacing w:after="120" w:line="280" w:lineRule="auto"/>
       </w:pPr>
       <w:r>
-        <w:t>Welche Beschwerden, Audits, Incidents oder Stakeholder-Feedbacks zeigen tatsächliche Wirkung der Social- und Governance-Programme statt nur Prozessabdeckung?</w:t>
+        <w:t>Which complaints, audits, incidents or stakeholder feedback show the real effectiveness of social and governance programs rather than only process coverage?</w:t>
       </w:r>
     </w:p>
     <w:p>
@@ -533,7 +533,7 @@
         <w:spacing w:after="120" w:line="280" w:lineRule="auto"/>
       </w:pPr>
       <w:r>
-        <w:t>Welche DataNXT-Antworten sollten im nächsten Schritt mit zusätzlichen Primärdokumenten vertieft werden, etwa Audit Reports, Assurance Statements, regionalen Umweltkennzahlen oder Supplier-Listen?</w:t>
+        <w:t>Which DataNXT answers should be deepened with additional primary documents, such as assurance statements, regional environmental metrics, supplier lists or audit reports?</w:t>
       </w:r>
     </w:p>
     <w:p>
@@ -541,7 +541,7 @@
         <w:pStyle w:val="Heading1"/>
       </w:pPr>
       <w:r>
-        <w:t>Quellenanhang</w:t>
+        <w:t>Source Appendix</w:t>
       </w:r>
     </w:p>
     <w:p>
@@ -549,7 +549,7 @@
         <w:spacing w:after="80"/>
       </w:pPr>
       <w:r>
-        <w:t>Die Tabelle nennt die wichtigsten Quellen, die im DataNXT-Workflow und im lokalen Quellen-Audit verwendet wurden.</w:t>
+        <w:t>The table lists the most important sources used in the DataNXT workflow and in the local source audit.</w:t>
       </w:r>
     </w:p>
     <w:tbl>
@@ -574,7 +574,7 @@
           </w:tcPr>
           <w:p>
             <w:r>
-              <w:t>Quelle</w:t>
+              <w:t>Source</w:t>
             </w:r>
           </w:p>
         </w:tc>
@@ -586,7 +586,7 @@
           </w:tcPr>
           <w:p>
             <w:r>
-              <w:t>Verwendung</w:t>
+              <w:t>Use</w:t>
             </w:r>
           </w:p>
         </w:tc>
@@ -706,7 +706,7 @@
           </w:tcPr>
           <w:p>
             <w:r>
-              <w:t>Lokal: data/sap/SAP 2025 Annual Report on Form 20-F.pdf</w:t>
+              <w:t>Local: data/sap/SAP 2025 Annual Report on Form 20-F.pdf</w:t>
             </w:r>
           </w:p>
         </w:tc>
